--- a/Descripcion_Proceso_Proyecto_final_n8n.docx
+++ b/Descripcion_Proceso_Proyecto_final_n8n.docx
@@ -149,10 +149,10 @@
           <w:noProof/>
         </w:rPr>
         <w:drawing>
-          <wp:inline distT="0" distB="0" distL="0" distR="0" wp14:anchorId="5F68AFF3" wp14:editId="4DEA9A2C">
-            <wp:extent cx="6400800" cy="2592070"/>
+          <wp:inline distT="0" distB="0" distL="0" distR="0" wp14:anchorId="2ECE2133" wp14:editId="476FED04">
+            <wp:extent cx="6400800" cy="2670810"/>
             <wp:effectExtent l="0" t="0" r="0" b="0"/>
-            <wp:docPr id="1782470081" name="Imagen 1"/>
+            <wp:docPr id="1677145485" name="Imagen 1"/>
             <wp:cNvGraphicFramePr>
               <a:graphicFrameLocks xmlns:a="http://schemas.openxmlformats.org/drawingml/2006/main" noChangeAspect="1"/>
             </wp:cNvGraphicFramePr>
@@ -160,7 +160,7 @@
               <a:graphicData uri="http://schemas.openxmlformats.org/drawingml/2006/picture">
                 <pic:pic xmlns:pic="http://schemas.openxmlformats.org/drawingml/2006/picture">
                   <pic:nvPicPr>
-                    <pic:cNvPr id="1782470081" name=""/>
+                    <pic:cNvPr id="1677145485" name=""/>
                     <pic:cNvPicPr/>
                   </pic:nvPicPr>
                   <pic:blipFill>
@@ -172,7 +172,7 @@
                   <pic:spPr>
                     <a:xfrm>
                       <a:off x="0" y="0"/>
-                      <a:ext cx="6400800" cy="2592070"/>
+                      <a:ext cx="6400800" cy="2670810"/>
                     </a:xfrm>
                     <a:prstGeom prst="rect">
                       <a:avLst/>
@@ -459,29 +459,16 @@
           <w:rFonts w:asciiTheme="minorHAnsi" w:hAnsiTheme="minorHAnsi"/>
         </w:rPr>
       </w:pPr>
-      <w:proofErr w:type="gramStart"/>
-      <w:r>
-        <w:rPr>
-          <w:rFonts w:asciiTheme="minorHAnsi" w:hAnsiTheme="minorHAnsi"/>
-          <w:b/>
-          <w:bCs/>
-          <w:color w:val="1A1A1A"/>
-          <w:sz w:val="21"/>
-          <w:szCs w:val="21"/>
-        </w:rPr>
-        <w:t>Nodo "No existe cliente?</w:t>
-      </w:r>
-      <w:proofErr w:type="gramEnd"/>
-      <w:r>
-        <w:rPr>
-          <w:rFonts w:asciiTheme="minorHAnsi" w:hAnsiTheme="minorHAnsi"/>
-          <w:b/>
-          <w:bCs/>
-          <w:color w:val="1A1A1A"/>
-          <w:sz w:val="21"/>
-          <w:szCs w:val="21"/>
-        </w:rPr>
-        <w:t>"</w:t>
+      <w:r>
+        <w:rPr>
+          <w:rFonts w:asciiTheme="minorHAnsi" w:hAnsiTheme="minorHAnsi"/>
+          <w:b/>
+          <w:bCs/>
+          <w:color w:val="1A1A1A"/>
+          <w:sz w:val="21"/>
+          <w:szCs w:val="21"/>
+        </w:rPr>
+        <w:t>Nodo "No existe cliente?"</w:t>
       </w:r>
       <w:r>
         <w:rPr>
@@ -714,29 +701,16 @@
           <w:rFonts w:asciiTheme="minorHAnsi" w:hAnsiTheme="minorHAnsi"/>
         </w:rPr>
       </w:pPr>
-      <w:proofErr w:type="gramStart"/>
-      <w:r>
-        <w:rPr>
-          <w:rFonts w:asciiTheme="minorHAnsi" w:hAnsiTheme="minorHAnsi"/>
-          <w:b/>
-          <w:bCs/>
-          <w:color w:val="1A1A1A"/>
-          <w:sz w:val="21"/>
-          <w:szCs w:val="21"/>
-        </w:rPr>
-        <w:t>Nodo "No hay horas para facturar?</w:t>
-      </w:r>
-      <w:proofErr w:type="gramEnd"/>
-      <w:r>
-        <w:rPr>
-          <w:rFonts w:asciiTheme="minorHAnsi" w:hAnsiTheme="minorHAnsi"/>
-          <w:b/>
-          <w:bCs/>
-          <w:color w:val="1A1A1A"/>
-          <w:sz w:val="21"/>
-          <w:szCs w:val="21"/>
-        </w:rPr>
-        <w:t>"</w:t>
+      <w:r>
+        <w:rPr>
+          <w:rFonts w:asciiTheme="minorHAnsi" w:hAnsiTheme="minorHAnsi"/>
+          <w:b/>
+          <w:bCs/>
+          <w:color w:val="1A1A1A"/>
+          <w:sz w:val="21"/>
+          <w:szCs w:val="21"/>
+        </w:rPr>
+        <w:t>Nodo "No hay horas para facturar?"</w:t>
       </w:r>
       <w:r>
         <w:rPr>
@@ -778,27 +752,7 @@
           <w:sz w:val="21"/>
           <w:szCs w:val="21"/>
         </w:rPr>
-        <w:t xml:space="preserve">Si es así → “No hay horas para facturar” (Telegram): informa que no hay horas con </w:t>
-      </w:r>
-      <w:proofErr w:type="gramStart"/>
-      <w:r>
-        <w:rPr>
-          <w:rFonts w:asciiTheme="minorHAnsi" w:hAnsiTheme="minorHAnsi"/>
-          <w:color w:val="444444"/>
-          <w:sz w:val="21"/>
-          <w:szCs w:val="21"/>
-        </w:rPr>
-        <w:t>status</w:t>
-      </w:r>
-      <w:proofErr w:type="gramEnd"/>
-      <w:r>
-        <w:rPr>
-          <w:rFonts w:asciiTheme="minorHAnsi" w:hAnsiTheme="minorHAnsi"/>
-          <w:color w:val="444444"/>
-          <w:sz w:val="21"/>
-          <w:szCs w:val="21"/>
-        </w:rPr>
-        <w:t xml:space="preserve"> “Facturar” cargadas para ese cliente.</w:t>
+        <w:t>Si es así → “No hay horas para facturar” (Telegram): informa que no hay horas con status “Facturar” cargadas para ese cliente.</w:t>
       </w:r>
     </w:p>
     <w:p>
@@ -970,27 +924,7 @@
           <w:sz w:val="21"/>
           <w:szCs w:val="21"/>
         </w:rPr>
-        <w:t xml:space="preserve">: obtiene las filas de horas del cliente con </w:t>
-      </w:r>
-      <w:proofErr w:type="gramStart"/>
-      <w:r>
-        <w:rPr>
-          <w:rFonts w:asciiTheme="minorHAnsi" w:hAnsiTheme="minorHAnsi"/>
-          <w:color w:val="444444"/>
-          <w:sz w:val="21"/>
-          <w:szCs w:val="21"/>
-        </w:rPr>
-        <w:t>status</w:t>
-      </w:r>
-      <w:proofErr w:type="gramEnd"/>
-      <w:r>
-        <w:rPr>
-          <w:rFonts w:asciiTheme="minorHAnsi" w:hAnsiTheme="minorHAnsi"/>
-          <w:color w:val="444444"/>
-          <w:sz w:val="21"/>
-          <w:szCs w:val="21"/>
-        </w:rPr>
-        <w:t xml:space="preserve"> “Facturar”, como referencia posterior del proceso.</w:t>
+        <w:t>: obtiene las filas de horas del cliente con status “Facturar”, como referencia posterior del proceso.</w:t>
       </w:r>
     </w:p>
     <w:p>
@@ -1205,31 +1139,7 @@
           <w:sz w:val="21"/>
           <w:szCs w:val="21"/>
         </w:rPr>
-        <w:t xml:space="preserve">Nodo "Actualiza </w:t>
-      </w:r>
-      <w:proofErr w:type="gramStart"/>
-      <w:r>
-        <w:rPr>
-          <w:rFonts w:asciiTheme="minorHAnsi" w:hAnsiTheme="minorHAnsi"/>
-          <w:b/>
-          <w:bCs/>
-          <w:color w:val="1A1A1A"/>
-          <w:sz w:val="21"/>
-          <w:szCs w:val="21"/>
-        </w:rPr>
-        <w:t>status</w:t>
-      </w:r>
-      <w:proofErr w:type="gramEnd"/>
-      <w:r>
-        <w:rPr>
-          <w:rFonts w:asciiTheme="minorHAnsi" w:hAnsiTheme="minorHAnsi"/>
-          <w:b/>
-          <w:bCs/>
-          <w:color w:val="1A1A1A"/>
-          <w:sz w:val="21"/>
-          <w:szCs w:val="21"/>
-        </w:rPr>
-        <w:t xml:space="preserve"> horas"</w:t>
+        <w:t>Nodo "Actualiza status horas"</w:t>
       </w:r>
       <w:r>
         <w:rPr>
@@ -1249,27 +1159,7 @@
           <w:sz w:val="21"/>
           <w:szCs w:val="21"/>
         </w:rPr>
-        <w:t xml:space="preserve">: actualiza el </w:t>
-      </w:r>
-      <w:proofErr w:type="gramStart"/>
-      <w:r>
-        <w:rPr>
-          <w:rFonts w:asciiTheme="minorHAnsi" w:hAnsiTheme="minorHAnsi"/>
-          <w:color w:val="444444"/>
-          <w:sz w:val="21"/>
-          <w:szCs w:val="21"/>
-        </w:rPr>
-        <w:t>status</w:t>
-      </w:r>
-      <w:proofErr w:type="gramEnd"/>
-      <w:r>
-        <w:rPr>
-          <w:rFonts w:asciiTheme="minorHAnsi" w:hAnsiTheme="minorHAnsi"/>
-          <w:color w:val="444444"/>
-          <w:sz w:val="21"/>
-          <w:szCs w:val="21"/>
-        </w:rPr>
-        <w:t xml:space="preserve"> del registro a “En revision”, marcando que la factura quedó pendiente de aprobación.</w:t>
+        <w:t>: actualiza el status del registro a “En revision”, marcando que la factura quedó pendiente de aprobación.</w:t>
       </w:r>
     </w:p>
     <w:p>
@@ -1313,27 +1203,7 @@
           <w:sz w:val="21"/>
           <w:szCs w:val="21"/>
         </w:rPr>
-        <w:t xml:space="preserve">: crea el registro de la factura en la base “Facturas” (cliente, id del documento de Google Docs, fecha, número de factura y </w:t>
-      </w:r>
-      <w:proofErr w:type="gramStart"/>
-      <w:r>
-        <w:rPr>
-          <w:rFonts w:asciiTheme="minorHAnsi" w:hAnsiTheme="minorHAnsi"/>
-          <w:color w:val="444444"/>
-          <w:sz w:val="21"/>
-          <w:szCs w:val="21"/>
-        </w:rPr>
-        <w:t>status</w:t>
-      </w:r>
-      <w:proofErr w:type="gramEnd"/>
-      <w:r>
-        <w:rPr>
-          <w:rFonts w:asciiTheme="minorHAnsi" w:hAnsiTheme="minorHAnsi"/>
-          <w:color w:val="444444"/>
-          <w:sz w:val="21"/>
-          <w:szCs w:val="21"/>
-        </w:rPr>
-        <w:t xml:space="preserve"> “Pendiente”), </w:t>
+        <w:t xml:space="preserve">: crea el registro de la factura en la base “Facturas” (cliente, id del documento de Google Docs, fecha, número de factura y status “Pendiente”), </w:t>
       </w:r>
       <w:r>
         <w:rPr>
@@ -1459,27 +1329,7 @@
           <w:sz w:val="21"/>
           <w:szCs w:val="21"/>
         </w:rPr>
-        <w:t xml:space="preserve">: busca la factura del cliente indicado en el mensaje (con </w:t>
-      </w:r>
-      <w:proofErr w:type="gramStart"/>
-      <w:r>
-        <w:rPr>
-          <w:rFonts w:asciiTheme="minorHAnsi" w:hAnsiTheme="minorHAnsi"/>
-          <w:color w:val="444444"/>
-          <w:sz w:val="21"/>
-          <w:szCs w:val="21"/>
-        </w:rPr>
-        <w:t>status</w:t>
-      </w:r>
-      <w:proofErr w:type="gramEnd"/>
-      <w:r>
-        <w:rPr>
-          <w:rFonts w:asciiTheme="minorHAnsi" w:hAnsiTheme="minorHAnsi"/>
-          <w:color w:val="444444"/>
-          <w:sz w:val="21"/>
-          <w:szCs w:val="21"/>
-        </w:rPr>
-        <w:t xml:space="preserve"> previamente generado, p. ej. “En revision”).</w:t>
+        <w:t>: busca la factura del cliente indicado en el mensaje (con status previamente generado, p. ej. “En revision”).</w:t>
       </w:r>
     </w:p>
     <w:p>
@@ -1494,29 +1344,16 @@
           <w:rFonts w:asciiTheme="minorHAnsi" w:hAnsiTheme="minorHAnsi"/>
         </w:rPr>
       </w:pPr>
-      <w:proofErr w:type="gramStart"/>
-      <w:r>
-        <w:rPr>
-          <w:rFonts w:asciiTheme="minorHAnsi" w:hAnsiTheme="minorHAnsi"/>
-          <w:b/>
-          <w:bCs/>
-          <w:color w:val="1A1A1A"/>
-          <w:sz w:val="21"/>
-          <w:szCs w:val="21"/>
-        </w:rPr>
-        <w:t>Nodo "No hay facturas para aprobar?</w:t>
-      </w:r>
-      <w:proofErr w:type="gramEnd"/>
-      <w:r>
-        <w:rPr>
-          <w:rFonts w:asciiTheme="minorHAnsi" w:hAnsiTheme="minorHAnsi"/>
-          <w:b/>
-          <w:bCs/>
-          <w:color w:val="1A1A1A"/>
-          <w:sz w:val="21"/>
-          <w:szCs w:val="21"/>
-        </w:rPr>
-        <w:t>"</w:t>
+      <w:r>
+        <w:rPr>
+          <w:rFonts w:asciiTheme="minorHAnsi" w:hAnsiTheme="minorHAnsi"/>
+          <w:b/>
+          <w:bCs/>
+          <w:color w:val="1A1A1A"/>
+          <w:sz w:val="21"/>
+          <w:szCs w:val="21"/>
+        </w:rPr>
+        <w:t>Nodo "No hay facturas para aprobar?"</w:t>
       </w:r>
       <w:r>
         <w:rPr>
@@ -1558,27 +1395,7 @@
           <w:sz w:val="21"/>
           <w:szCs w:val="21"/>
         </w:rPr>
-        <w:t xml:space="preserve">Si no hay (o hay error) → “No hay facturas para aprobar” (Telegram): pide revisar que existan registros con </w:t>
-      </w:r>
-      <w:proofErr w:type="gramStart"/>
-      <w:r>
-        <w:rPr>
-          <w:rFonts w:asciiTheme="minorHAnsi" w:hAnsiTheme="minorHAnsi"/>
-          <w:color w:val="444444"/>
-          <w:sz w:val="21"/>
-          <w:szCs w:val="21"/>
-        </w:rPr>
-        <w:t>status</w:t>
-      </w:r>
-      <w:proofErr w:type="gramEnd"/>
-      <w:r>
-        <w:rPr>
-          <w:rFonts w:asciiTheme="minorHAnsi" w:hAnsiTheme="minorHAnsi"/>
-          <w:color w:val="444444"/>
-          <w:sz w:val="21"/>
-          <w:szCs w:val="21"/>
-        </w:rPr>
-        <w:t xml:space="preserve"> “En revision”.</w:t>
+        <w:t>Si no hay (o hay error) → “No hay facturas para aprobar” (Telegram): pide revisar que existan registros con status “En revision”.</w:t>
       </w:r>
     </w:p>
     <w:p>
@@ -1756,31 +1573,7 @@
           <w:sz w:val="21"/>
           <w:szCs w:val="21"/>
         </w:rPr>
-        <w:t xml:space="preserve">Nodo "actualiza </w:t>
-      </w:r>
-      <w:proofErr w:type="gramStart"/>
-      <w:r>
-        <w:rPr>
-          <w:rFonts w:asciiTheme="minorHAnsi" w:hAnsiTheme="minorHAnsi"/>
-          <w:b/>
-          <w:bCs/>
-          <w:color w:val="1A1A1A"/>
-          <w:sz w:val="21"/>
-          <w:szCs w:val="21"/>
-        </w:rPr>
-        <w:t>status</w:t>
-      </w:r>
-      <w:proofErr w:type="gramEnd"/>
-      <w:r>
-        <w:rPr>
-          <w:rFonts w:asciiTheme="minorHAnsi" w:hAnsiTheme="minorHAnsi"/>
-          <w:b/>
-          <w:bCs/>
-          <w:color w:val="1A1A1A"/>
-          <w:sz w:val="21"/>
-          <w:szCs w:val="21"/>
-        </w:rPr>
-        <w:t xml:space="preserve"> factura"</w:t>
+        <w:t>Nodo "actualiza status factura"</w:t>
       </w:r>
       <w:r>
         <w:rPr>
@@ -1868,31 +1661,7 @@
           <w:sz w:val="21"/>
           <w:szCs w:val="21"/>
         </w:rPr>
-        <w:t xml:space="preserve">Nodo "actualiza </w:t>
-      </w:r>
-      <w:proofErr w:type="gramStart"/>
-      <w:r>
-        <w:rPr>
-          <w:rFonts w:asciiTheme="minorHAnsi" w:hAnsiTheme="minorHAnsi"/>
-          <w:b/>
-          <w:bCs/>
-          <w:color w:val="1A1A1A"/>
-          <w:sz w:val="21"/>
-          <w:szCs w:val="21"/>
-        </w:rPr>
-        <w:t>status</w:t>
-      </w:r>
-      <w:proofErr w:type="gramEnd"/>
-      <w:r>
-        <w:rPr>
-          <w:rFonts w:asciiTheme="minorHAnsi" w:hAnsiTheme="minorHAnsi"/>
-          <w:b/>
-          <w:bCs/>
-          <w:color w:val="1A1A1A"/>
-          <w:sz w:val="21"/>
-          <w:szCs w:val="21"/>
-        </w:rPr>
-        <w:t xml:space="preserve"> horas"</w:t>
+        <w:t>Nodo "actualiza status horas"</w:t>
       </w:r>
       <w:r>
         <w:rPr>
@@ -2013,29 +1782,16 @@
           <w:rFonts w:asciiTheme="minorHAnsi" w:hAnsiTheme="minorHAnsi"/>
         </w:rPr>
       </w:pPr>
-      <w:proofErr w:type="gramStart"/>
-      <w:r>
-        <w:rPr>
-          <w:rFonts w:asciiTheme="minorHAnsi" w:hAnsiTheme="minorHAnsi"/>
-          <w:b/>
-          <w:bCs/>
-          <w:color w:val="1A1A1A"/>
-          <w:sz w:val="21"/>
-          <w:szCs w:val="21"/>
-        </w:rPr>
-        <w:t>Nodo "No hay facturas para rechazar?</w:t>
-      </w:r>
-      <w:proofErr w:type="gramEnd"/>
-      <w:r>
-        <w:rPr>
-          <w:rFonts w:asciiTheme="minorHAnsi" w:hAnsiTheme="minorHAnsi"/>
-          <w:b/>
-          <w:bCs/>
-          <w:color w:val="1A1A1A"/>
-          <w:sz w:val="21"/>
-          <w:szCs w:val="21"/>
-        </w:rPr>
-        <w:t>"</w:t>
+      <w:r>
+        <w:rPr>
+          <w:rFonts w:asciiTheme="minorHAnsi" w:hAnsiTheme="minorHAnsi"/>
+          <w:b/>
+          <w:bCs/>
+          <w:color w:val="1A1A1A"/>
+          <w:sz w:val="21"/>
+          <w:szCs w:val="21"/>
+        </w:rPr>
+        <w:t>Nodo "No hay facturas para rechazar?"</w:t>
       </w:r>
       <w:r>
         <w:rPr>
@@ -2078,27 +1834,7 @@
           <w:szCs w:val="21"/>
         </w:rPr>
         <w:lastRenderedPageBreak/>
-        <w:t xml:space="preserve">Si no hay (o hay error) → “No hay facturas para rechazar” (Telegram): pide revisar que existan registros con </w:t>
-      </w:r>
-      <w:proofErr w:type="gramStart"/>
-      <w:r>
-        <w:rPr>
-          <w:rFonts w:asciiTheme="minorHAnsi" w:hAnsiTheme="minorHAnsi"/>
-          <w:color w:val="444444"/>
-          <w:sz w:val="21"/>
-          <w:szCs w:val="21"/>
-        </w:rPr>
-        <w:t>status</w:t>
-      </w:r>
-      <w:proofErr w:type="gramEnd"/>
-      <w:r>
-        <w:rPr>
-          <w:rFonts w:asciiTheme="minorHAnsi" w:hAnsiTheme="minorHAnsi"/>
-          <w:color w:val="444444"/>
-          <w:sz w:val="21"/>
-          <w:szCs w:val="21"/>
-        </w:rPr>
-        <w:t xml:space="preserve"> “En revision”.</w:t>
+        <w:t>Si no hay (o hay error) → “No hay facturas para rechazar” (Telegram): pide revisar que existan registros con status “En revision”.</w:t>
       </w:r>
     </w:p>
     <w:p>
@@ -2120,27 +1856,7 @@
           <w:sz w:val="21"/>
           <w:szCs w:val="21"/>
         </w:rPr>
-        <w:t xml:space="preserve">Si hay → continúa hacia “actualiza </w:t>
-      </w:r>
-      <w:proofErr w:type="gramStart"/>
-      <w:r>
-        <w:rPr>
-          <w:rFonts w:asciiTheme="minorHAnsi" w:hAnsiTheme="minorHAnsi"/>
-          <w:color w:val="444444"/>
-          <w:sz w:val="21"/>
-          <w:szCs w:val="21"/>
-        </w:rPr>
-        <w:t>status</w:t>
-      </w:r>
-      <w:proofErr w:type="gramEnd"/>
-      <w:r>
-        <w:rPr>
-          <w:rFonts w:asciiTheme="minorHAnsi" w:hAnsiTheme="minorHAnsi"/>
-          <w:color w:val="444444"/>
-          <w:sz w:val="21"/>
-          <w:szCs w:val="21"/>
-        </w:rPr>
-        <w:t xml:space="preserve"> en listado de facturas”.</w:t>
+        <w:t>Si hay → continúa hacia “actualiza status en listado de facturas”.</w:t>
       </w:r>
     </w:p>
     <w:p>
@@ -2164,31 +1880,7 @@
           <w:sz w:val="21"/>
           <w:szCs w:val="21"/>
         </w:rPr>
-        <w:t xml:space="preserve">Nodo "actualiza </w:t>
-      </w:r>
-      <w:proofErr w:type="gramStart"/>
-      <w:r>
-        <w:rPr>
-          <w:rFonts w:asciiTheme="minorHAnsi" w:hAnsiTheme="minorHAnsi"/>
-          <w:b/>
-          <w:bCs/>
-          <w:color w:val="1A1A1A"/>
-          <w:sz w:val="21"/>
-          <w:szCs w:val="21"/>
-        </w:rPr>
-        <w:t>status</w:t>
-      </w:r>
-      <w:proofErr w:type="gramEnd"/>
-      <w:r>
-        <w:rPr>
-          <w:rFonts w:asciiTheme="minorHAnsi" w:hAnsiTheme="minorHAnsi"/>
-          <w:b/>
-          <w:bCs/>
-          <w:color w:val="1A1A1A"/>
-          <w:sz w:val="21"/>
-          <w:szCs w:val="21"/>
-        </w:rPr>
-        <w:t xml:space="preserve"> en listado de facturas"</w:t>
+        <w:t>Nodo "actualiza status en listado de facturas"</w:t>
       </w:r>
       <w:r>
         <w:rPr>
@@ -2276,31 +1968,7 @@
           <w:sz w:val="21"/>
           <w:szCs w:val="21"/>
         </w:rPr>
-        <w:t xml:space="preserve">Nodo "actualiza </w:t>
-      </w:r>
-      <w:proofErr w:type="gramStart"/>
-      <w:r>
-        <w:rPr>
-          <w:rFonts w:asciiTheme="minorHAnsi" w:hAnsiTheme="minorHAnsi"/>
-          <w:b/>
-          <w:bCs/>
-          <w:color w:val="1A1A1A"/>
-          <w:sz w:val="21"/>
-          <w:szCs w:val="21"/>
-        </w:rPr>
-        <w:t>status</w:t>
-      </w:r>
-      <w:proofErr w:type="gramEnd"/>
-      <w:r>
-        <w:rPr>
-          <w:rFonts w:asciiTheme="minorHAnsi" w:hAnsiTheme="minorHAnsi"/>
-          <w:b/>
-          <w:bCs/>
-          <w:color w:val="1A1A1A"/>
-          <w:sz w:val="21"/>
-          <w:szCs w:val="21"/>
-        </w:rPr>
-        <w:t xml:space="preserve"> en listado de horas"</w:t>
+        <w:t>Nodo "actualiza status en listado de horas"</w:t>
       </w:r>
       <w:r>
         <w:rPr>
@@ -2409,27 +2077,7 @@
           <w:sz w:val="21"/>
           <w:szCs w:val="21"/>
         </w:rPr>
-        <w:t xml:space="preserve">: base de datos del proceso: clientes/Abonos, “Formulario de ingreso de horas” y “Facturas” (con sus distintos </w:t>
-      </w:r>
-      <w:proofErr w:type="gramStart"/>
-      <w:r>
-        <w:rPr>
-          <w:rFonts w:asciiTheme="minorHAnsi" w:hAnsiTheme="minorHAnsi"/>
-          <w:color w:val="444444"/>
-          <w:sz w:val="21"/>
-          <w:szCs w:val="21"/>
-        </w:rPr>
-        <w:t>status</w:t>
-      </w:r>
-      <w:proofErr w:type="gramEnd"/>
-      <w:r>
-        <w:rPr>
-          <w:rFonts w:asciiTheme="minorHAnsi" w:hAnsiTheme="minorHAnsi"/>
-          <w:color w:val="444444"/>
-          <w:sz w:val="21"/>
-          <w:szCs w:val="21"/>
-        </w:rPr>
-        <w:t>: Pendiente, En revision, Aprobada/Facturado, Rechazada/Rechazado).</w:t>
+        <w:t>: base de datos del proceso: clientes/Abonos, “Formulario de ingreso de horas” y “Facturas” (con sus distintos status: Pendiente, En revision, Aprobada/Facturado, Rechazada/Rechazado).</w:t>
       </w:r>
     </w:p>
     <w:p>

--- a/Descripcion_Proceso_Proyecto_final_n8n.docx
+++ b/Descripcion_Proceso_Proyecto_final_n8n.docx
@@ -83,16 +83,37 @@
         <w:spacing w:after="160" w:line="276" w:lineRule="auto"/>
         <w:rPr>
           <w:rFonts w:asciiTheme="minorHAnsi" w:hAnsiTheme="minorHAnsi"/>
-        </w:rPr>
-      </w:pPr>
-      <w:r>
-        <w:rPr>
-          <w:rFonts w:asciiTheme="minorHAnsi" w:hAnsiTheme="minorHAnsi"/>
-          <w:color w:val="444444"/>
-          <w:sz w:val="21"/>
-          <w:szCs w:val="21"/>
-        </w:rPr>
-        <w:t>El workflow es un bot de Telegram que centraliza tres operaciones del ciclo de facturación de horas</w:t>
+          <w:color w:val="444444"/>
+          <w:sz w:val="21"/>
+          <w:szCs w:val="21"/>
+        </w:rPr>
+      </w:pPr>
+      <w:r>
+        <w:rPr>
+          <w:rFonts w:asciiTheme="minorHAnsi" w:hAnsiTheme="minorHAnsi"/>
+          <w:color w:val="444444"/>
+          <w:sz w:val="21"/>
+          <w:szCs w:val="21"/>
+        </w:rPr>
+        <w:t xml:space="preserve">El workflow </w:t>
+      </w:r>
+      <w:r>
+        <w:rPr>
+          <w:rFonts w:asciiTheme="minorHAnsi" w:hAnsiTheme="minorHAnsi"/>
+          <w:color w:val="444444"/>
+          <w:sz w:val="21"/>
+          <w:szCs w:val="21"/>
+        </w:rPr>
+        <w:t xml:space="preserve">principal </w:t>
+      </w:r>
+      <w:r>
+        <w:rPr>
+          <w:rFonts w:asciiTheme="minorHAnsi" w:hAnsiTheme="minorHAnsi"/>
+          <w:color w:val="444444"/>
+          <w:sz w:val="21"/>
+          <w:szCs w:val="21"/>
+        </w:rPr>
+        <w:t>es un bot de Telegram que centraliza tres operaciones del ciclo de facturación de horas</w:t>
       </w:r>
       <w:r>
         <w:rPr>
@@ -111,6 +132,75 @@
           <w:szCs w:val="21"/>
         </w:rPr>
         <w:t>: generar una factura, aprobarla y enviarla al cliente, o rechazarla. Todo el estado del proceso (clientes, abonos, horas cargadas y facturas) se administra en bases de datos de Notion; el documento de factura se genera a partir de una plantilla de Google Docs y se distribuye por Gmail. Un agente de IA (Google Gemini) es quien arma los datos de la factura a partir de las planillas, sin calcular montos ni inventar información.</w:t>
+      </w:r>
+    </w:p>
+    <w:p>
+      <w:pPr>
+        <w:spacing w:after="160" w:line="276" w:lineRule="auto"/>
+        <w:rPr>
+          <w:rFonts w:asciiTheme="minorHAnsi" w:hAnsiTheme="minorHAnsi"/>
+          <w:color w:val="444444"/>
+          <w:sz w:val="21"/>
+          <w:szCs w:val="21"/>
+        </w:rPr>
+      </w:pPr>
+      <w:r>
+        <w:rPr>
+          <w:rFonts w:asciiTheme="minorHAnsi" w:hAnsiTheme="minorHAnsi"/>
+          <w:color w:val="444444"/>
+          <w:sz w:val="21"/>
+          <w:szCs w:val="21"/>
+        </w:rPr>
+        <w:t xml:space="preserve">Ademas de éste, hay dos sub-workflows adicionales que deben estar publicados, </w:t>
+      </w:r>
+      <w:r>
+        <w:rPr>
+          <w:rFonts w:asciiTheme="minorHAnsi" w:hAnsiTheme="minorHAnsi"/>
+          <w:b/>
+          <w:bCs/>
+          <w:color w:val="444444"/>
+          <w:sz w:val="21"/>
+          <w:szCs w:val="21"/>
+        </w:rPr>
+        <w:t>Tool_hora _trabajadas</w:t>
+      </w:r>
+      <w:r>
+        <w:rPr>
+          <w:rFonts w:asciiTheme="minorHAnsi" w:hAnsiTheme="minorHAnsi"/>
+          <w:color w:val="444444"/>
+          <w:sz w:val="21"/>
+          <w:szCs w:val="21"/>
+        </w:rPr>
+        <w:t xml:space="preserve"> </w:t>
+      </w:r>
+      <w:r>
+        <w:rPr>
+          <w:rFonts w:asciiTheme="minorHAnsi" w:hAnsiTheme="minorHAnsi"/>
+          <w:color w:val="444444"/>
+          <w:sz w:val="21"/>
+          <w:szCs w:val="21"/>
+        </w:rPr>
+        <w:t xml:space="preserve">y </w:t>
+      </w:r>
+      <w:r>
+        <w:rPr>
+          <w:rFonts w:asciiTheme="minorHAnsi" w:hAnsiTheme="minorHAnsi"/>
+          <w:b/>
+          <w:bCs/>
+          <w:color w:val="444444"/>
+          <w:sz w:val="21"/>
+          <w:szCs w:val="21"/>
+        </w:rPr>
+        <w:t>Errores</w:t>
+      </w:r>
+      <w:r>
+        <w:rPr>
+          <w:rFonts w:asciiTheme="minorHAnsi" w:hAnsiTheme="minorHAnsi"/>
+          <w:color w:val="444444"/>
+          <w:sz w:val="21"/>
+          <w:szCs w:val="21"/>
+        </w:rPr>
+        <w:t>. El primero calcula las horas de oficina y horas extra de cada cliente según la búsqueda disparada por el AI Agent, funcionando como tool de éste. Y la segunda es un Error Workflow Global para alertar cualquier error en el workflow principal, no contemplado por el manejo de errores de los nodos.</w:t>
       </w:r>
     </w:p>
     <w:p>
@@ -336,6 +426,7 @@
           <w:sz w:val="30"/>
           <w:szCs w:val="30"/>
         </w:rPr>
+        <w:lastRenderedPageBreak/>
         <w:t>2. Rama “Facturar” – Generación y envío a aprobación</w:t>
       </w:r>
     </w:p>
@@ -423,8 +514,532 @@
           <w:sz w:val="21"/>
           <w:szCs w:val="21"/>
         </w:rPr>
+        <w:t>Nodo "Busca si existe cliente"</w:t>
+      </w:r>
+      <w:r>
+        <w:rPr>
+          <w:rFonts w:asciiTheme="minorHAnsi" w:hAnsiTheme="minorHAnsi"/>
+          <w:i/>
+          <w:iCs/>
+          <w:color w:val="666666"/>
+          <w:sz w:val="21"/>
+          <w:szCs w:val="21"/>
+        </w:rPr>
+        <w:t xml:space="preserve"> (Notion – base Abonos)</w:t>
+      </w:r>
+      <w:r>
+        <w:rPr>
+          <w:rFonts w:asciiTheme="minorHAnsi" w:hAnsiTheme="minorHAnsi"/>
+          <w:color w:val="444444"/>
+          <w:sz w:val="21"/>
+          <w:szCs w:val="21"/>
+        </w:rPr>
+        <w:t>: busca en la base de Abonos un registro cuyo campo Cliente coincida exactamente con el nombre indicado en el mensaje (todo lo que sigue a la palabra “Facturar”).</w:t>
+      </w:r>
+    </w:p>
+    <w:p>
+      <w:pPr>
+        <w:pStyle w:val="Prrafodelista"/>
+        <w:numPr>
+          <w:ilvl w:val="0"/>
+          <w:numId w:val="2"/>
+        </w:numPr>
+        <w:spacing w:after="120" w:line="276" w:lineRule="auto"/>
+        <w:rPr>
+          <w:rFonts w:asciiTheme="minorHAnsi" w:hAnsiTheme="minorHAnsi"/>
+        </w:rPr>
+      </w:pPr>
+      <w:r>
+        <w:rPr>
+          <w:rFonts w:asciiTheme="minorHAnsi" w:hAnsiTheme="minorHAnsi"/>
+          <w:b/>
+          <w:bCs/>
+          <w:color w:val="1A1A1A"/>
+          <w:sz w:val="21"/>
+          <w:szCs w:val="21"/>
+        </w:rPr>
+        <w:t>Nodo "No existe cliente?"</w:t>
+      </w:r>
+      <w:r>
+        <w:rPr>
+          <w:rFonts w:asciiTheme="minorHAnsi" w:hAnsiTheme="minorHAnsi"/>
+          <w:i/>
+          <w:iCs/>
+          <w:color w:val="666666"/>
+          <w:sz w:val="21"/>
+          <w:szCs w:val="21"/>
+        </w:rPr>
+        <w:t xml:space="preserve"> (IF)</w:t>
+      </w:r>
+      <w:r>
+        <w:rPr>
+          <w:rFonts w:asciiTheme="minorHAnsi" w:hAnsiTheme="minorHAnsi"/>
+          <w:color w:val="444444"/>
+          <w:sz w:val="21"/>
+          <w:szCs w:val="21"/>
+        </w:rPr>
+        <w:t>: evalúa si la búsqueda anterior no devolvió resultados.</w:t>
+      </w:r>
+    </w:p>
+    <w:p>
+      <w:pPr>
+        <w:pStyle w:val="Prrafodelista"/>
+        <w:numPr>
+          <w:ilvl w:val="1"/>
+          <w:numId w:val="2"/>
+        </w:numPr>
+        <w:spacing w:after="100" w:line="276" w:lineRule="auto"/>
+        <w:rPr>
+          <w:rFonts w:asciiTheme="minorHAnsi" w:hAnsiTheme="minorHAnsi"/>
+        </w:rPr>
+      </w:pPr>
+      <w:r>
+        <w:rPr>
+          <w:rFonts w:asciiTheme="minorHAnsi" w:hAnsiTheme="minorHAnsi"/>
+          <w:color w:val="444444"/>
+          <w:sz w:val="21"/>
+          <w:szCs w:val="21"/>
+        </w:rPr>
+        <w:t>Si no existe (o hay error de búsqueda) → “No existe cliente” (Telegram): informa que no se encontró el cliente en la planilla de Abonos.</w:t>
+      </w:r>
+    </w:p>
+    <w:p>
+      <w:pPr>
+        <w:pStyle w:val="Prrafodelista"/>
+        <w:numPr>
+          <w:ilvl w:val="1"/>
+          <w:numId w:val="2"/>
+        </w:numPr>
+        <w:spacing w:after="100" w:line="276" w:lineRule="auto"/>
+        <w:rPr>
+          <w:rFonts w:asciiTheme="minorHAnsi" w:hAnsiTheme="minorHAnsi"/>
+        </w:rPr>
+      </w:pPr>
+      <w:r>
+        <w:rPr>
+          <w:rFonts w:asciiTheme="minorHAnsi" w:hAnsiTheme="minorHAnsi"/>
+          <w:color w:val="444444"/>
+          <w:sz w:val="21"/>
+          <w:szCs w:val="21"/>
+        </w:rPr>
+        <w:t>Si existe → continúa hacia “AI Agent”.</w:t>
+      </w:r>
+    </w:p>
+    <w:p>
+      <w:pPr>
+        <w:pStyle w:val="Prrafodelista"/>
+        <w:numPr>
+          <w:ilvl w:val="0"/>
+          <w:numId w:val="2"/>
+        </w:numPr>
+        <w:spacing w:after="120" w:line="276" w:lineRule="auto"/>
+        <w:rPr>
+          <w:rFonts w:asciiTheme="minorHAnsi" w:hAnsiTheme="minorHAnsi"/>
+        </w:rPr>
+      </w:pPr>
+      <w:r>
+        <w:rPr>
+          <w:rFonts w:asciiTheme="minorHAnsi" w:hAnsiTheme="minorHAnsi"/>
+          <w:b/>
+          <w:bCs/>
+          <w:color w:val="1A1A1A"/>
+          <w:sz w:val="21"/>
+          <w:szCs w:val="21"/>
+        </w:rPr>
+        <w:t>Nodo "AI Agent"</w:t>
+      </w:r>
+      <w:r>
+        <w:rPr>
+          <w:rFonts w:asciiTheme="minorHAnsi" w:hAnsiTheme="minorHAnsi"/>
+          <w:i/>
+          <w:iCs/>
+          <w:color w:val="666666"/>
+          <w:sz w:val="21"/>
+          <w:szCs w:val="21"/>
+        </w:rPr>
+        <w:t xml:space="preserve"> (LangChain Agent + Google Gemini Chat Model + Simple Memory)</w:t>
+      </w:r>
+      <w:r>
+        <w:rPr>
+          <w:rFonts w:asciiTheme="minorHAnsi" w:hAnsiTheme="minorHAnsi"/>
+          <w:color w:val="444444"/>
+          <w:sz w:val="21"/>
+          <w:szCs w:val="21"/>
+        </w:rPr>
+        <w:t>: recibe el nombre del cliente y consulta obligatoriamente dos herramientas — “Abonos” y “Horas” — para construir un JSON estructurado con los datos de facturación (fechas, número de factura, cliente, y una fila por cada registro de horas de cada consultor, separando horas de oficina y horas extra). El prompt le exige no inventar, redondear ni combinar datos; si la herramienta Horas no devuelve filas, debe declararlo en el campo “advertencia” en lugar de omitirlo en silencio. Ante un error, deriva a “Error Agente IA” (Telegram), que avisa del fallo y sugiere reintentar.</w:t>
+      </w:r>
+    </w:p>
+    <w:p>
+      <w:pPr>
+        <w:pStyle w:val="Prrafodelista"/>
+        <w:numPr>
+          <w:ilvl w:val="1"/>
+          <w:numId w:val="2"/>
+        </w:numPr>
+        <w:spacing w:after="100" w:line="276" w:lineRule="auto"/>
+        <w:rPr>
+          <w:rFonts w:asciiTheme="minorHAnsi" w:hAnsiTheme="minorHAnsi"/>
+        </w:rPr>
+      </w:pPr>
+      <w:r>
+        <w:rPr>
+          <w:rFonts w:asciiTheme="minorHAnsi" w:hAnsiTheme="minorHAnsi"/>
+          <w:b/>
+          <w:bCs/>
+          <w:color w:val="1A1A1A"/>
+          <w:sz w:val="21"/>
+          <w:szCs w:val="21"/>
+        </w:rPr>
+        <w:t>Abonos</w:t>
+      </w:r>
+      <w:r>
+        <w:rPr>
+          <w:rFonts w:asciiTheme="minorHAnsi" w:hAnsiTheme="minorHAnsi"/>
+          <w:color w:val="444444"/>
+          <w:sz w:val="21"/>
+          <w:szCs w:val="21"/>
+        </w:rPr>
+        <w:t xml:space="preserve"> (tool, Notion getAll): expone la base de Abonos como fuente de consulta del agente.</w:t>
+      </w:r>
+    </w:p>
+    <w:p>
+      <w:pPr>
+        <w:pStyle w:val="Prrafodelista"/>
+        <w:numPr>
+          <w:ilvl w:val="1"/>
+          <w:numId w:val="2"/>
+        </w:numPr>
+        <w:spacing w:after="100" w:line="276" w:lineRule="auto"/>
+        <w:rPr>
+          <w:rFonts w:asciiTheme="minorHAnsi" w:hAnsiTheme="minorHAnsi"/>
+        </w:rPr>
+      </w:pPr>
+      <w:r>
+        <w:rPr>
+          <w:rFonts w:asciiTheme="minorHAnsi" w:hAnsiTheme="minorHAnsi"/>
+          <w:b/>
+          <w:bCs/>
+          <w:color w:val="1A1A1A"/>
+          <w:sz w:val="21"/>
+          <w:szCs w:val="21"/>
+        </w:rPr>
+        <w:t>Horas</w:t>
+      </w:r>
+      <w:r>
+        <w:rPr>
+          <w:rFonts w:asciiTheme="minorHAnsi" w:hAnsiTheme="minorHAnsi"/>
+          <w:color w:val="444444"/>
+          <w:sz w:val="21"/>
+          <w:szCs w:val="21"/>
+        </w:rPr>
+        <w:t xml:space="preserve"> (tool, sub-workflow “Tool_hora _trabajadas”): calcula las horas de oficina y extra trabajadas por el cliente indicado.</w:t>
+      </w:r>
+    </w:p>
+    <w:p>
+      <w:pPr>
+        <w:pStyle w:val="Prrafodelista"/>
+        <w:numPr>
+          <w:ilvl w:val="0"/>
+          <w:numId w:val="2"/>
+        </w:numPr>
+        <w:spacing w:after="120" w:line="276" w:lineRule="auto"/>
+        <w:rPr>
+          <w:rFonts w:asciiTheme="minorHAnsi" w:hAnsiTheme="minorHAnsi"/>
+        </w:rPr>
+      </w:pPr>
+      <w:r>
+        <w:rPr>
+          <w:rFonts w:asciiTheme="minorHAnsi" w:hAnsiTheme="minorHAnsi"/>
+          <w:b/>
+          <w:bCs/>
+          <w:color w:val="1A1A1A"/>
+          <w:sz w:val="21"/>
+          <w:szCs w:val="21"/>
+        </w:rPr>
+        <w:t>Nodo "Code in JavaScript"</w:t>
+      </w:r>
+      <w:r>
+        <w:rPr>
+          <w:rFonts w:asciiTheme="minorHAnsi" w:hAnsiTheme="minorHAnsi"/>
+          <w:i/>
+          <w:iCs/>
+          <w:color w:val="666666"/>
+          <w:sz w:val="21"/>
+          <w:szCs w:val="21"/>
+        </w:rPr>
+        <w:t xml:space="preserve"> (Code)</w:t>
+      </w:r>
+      <w:r>
+        <w:rPr>
+          <w:rFonts w:asciiTheme="minorHAnsi" w:hAnsiTheme="minorHAnsi"/>
+          <w:color w:val="444444"/>
+          <w:sz w:val="21"/>
+          <w:szCs w:val="21"/>
+        </w:rPr>
+        <w:t>: parsea la salida JSON del AI Agent, arma la lista de reemplazos para los placeholders del documento de Google Docs modelo (cliente, fechas, filas por consultor, horas y totales), calcula subtotal, impuesto (21%) y total, y detecta si el cliente superó las horas máximas de su abono (dato que se usa luego solo en el aviso al revisor, no en la factura). También marca la bandera “sinHoras” cuando no hay filas para facturar.</w:t>
+      </w:r>
+    </w:p>
+    <w:p>
+      <w:pPr>
+        <w:pStyle w:val="Prrafodelista"/>
+        <w:numPr>
+          <w:ilvl w:val="0"/>
+          <w:numId w:val="2"/>
+        </w:numPr>
+        <w:spacing w:after="120" w:line="276" w:lineRule="auto"/>
+        <w:rPr>
+          <w:rFonts w:asciiTheme="minorHAnsi" w:hAnsiTheme="minorHAnsi"/>
+        </w:rPr>
+      </w:pPr>
+      <w:r>
+        <w:rPr>
+          <w:rFonts w:asciiTheme="minorHAnsi" w:hAnsiTheme="minorHAnsi"/>
+          <w:b/>
+          <w:bCs/>
+          <w:color w:val="1A1A1A"/>
+          <w:sz w:val="21"/>
+          <w:szCs w:val="21"/>
+        </w:rPr>
+        <w:t>Nodo "No hay horas para facturar?"</w:t>
+      </w:r>
+      <w:r>
+        <w:rPr>
+          <w:rFonts w:asciiTheme="minorHAnsi" w:hAnsiTheme="minorHAnsi"/>
+          <w:i/>
+          <w:iCs/>
+          <w:color w:val="666666"/>
+          <w:sz w:val="21"/>
+          <w:szCs w:val="21"/>
+        </w:rPr>
+        <w:t xml:space="preserve"> (IF)</w:t>
+      </w:r>
+      <w:r>
+        <w:rPr>
+          <w:rFonts w:asciiTheme="minorHAnsi" w:hAnsiTheme="minorHAnsi"/>
+          <w:color w:val="444444"/>
+          <w:sz w:val="21"/>
+          <w:szCs w:val="21"/>
+        </w:rPr>
+        <w:t>: evalúa si no hay filas de horas (“sinHoras”) o si el agente dejó alguna advertencia.</w:t>
+      </w:r>
+    </w:p>
+    <w:p>
+      <w:pPr>
+        <w:pStyle w:val="Prrafodelista"/>
+        <w:numPr>
+          <w:ilvl w:val="1"/>
+          <w:numId w:val="2"/>
+        </w:numPr>
+        <w:spacing w:after="100" w:line="276" w:lineRule="auto"/>
+        <w:rPr>
+          <w:rFonts w:asciiTheme="minorHAnsi" w:hAnsiTheme="minorHAnsi"/>
+        </w:rPr>
+      </w:pPr>
+      <w:r>
+        <w:rPr>
+          <w:rFonts w:asciiTheme="minorHAnsi" w:hAnsiTheme="minorHAnsi"/>
+          <w:color w:val="444444"/>
+          <w:sz w:val="21"/>
+          <w:szCs w:val="21"/>
+        </w:rPr>
+        <w:t>Si es así → “No hay horas para facturar” (Telegram): informa que no hay horas con status “Facturar” cargadas para ese cliente.</w:t>
+      </w:r>
+    </w:p>
+    <w:p>
+      <w:pPr>
+        <w:pStyle w:val="Prrafodelista"/>
+        <w:numPr>
+          <w:ilvl w:val="1"/>
+          <w:numId w:val="2"/>
+        </w:numPr>
+        <w:spacing w:after="100" w:line="276" w:lineRule="auto"/>
+        <w:rPr>
+          <w:rFonts w:asciiTheme="minorHAnsi" w:hAnsiTheme="minorHAnsi"/>
+        </w:rPr>
+      </w:pPr>
+      <w:r>
+        <w:rPr>
+          <w:rFonts w:asciiTheme="minorHAnsi" w:hAnsiTheme="minorHAnsi"/>
+          <w:color w:val="444444"/>
+          <w:sz w:val="21"/>
+          <w:szCs w:val="21"/>
+        </w:rPr>
+        <w:t>Si no → continúa hacia “Copia factura modelo”.</w:t>
+      </w:r>
+    </w:p>
+    <w:p>
+      <w:pPr>
+        <w:pStyle w:val="Prrafodelista"/>
+        <w:numPr>
+          <w:ilvl w:val="0"/>
+          <w:numId w:val="2"/>
+        </w:numPr>
+        <w:spacing w:after="120" w:line="276" w:lineRule="auto"/>
+        <w:rPr>
+          <w:rFonts w:asciiTheme="minorHAnsi" w:hAnsiTheme="minorHAnsi"/>
+        </w:rPr>
+      </w:pPr>
+      <w:r>
+        <w:rPr>
+          <w:rFonts w:asciiTheme="minorHAnsi" w:hAnsiTheme="minorHAnsi"/>
+          <w:b/>
+          <w:bCs/>
+          <w:color w:val="1A1A1A"/>
+          <w:sz w:val="21"/>
+          <w:szCs w:val="21"/>
+        </w:rPr>
+        <w:t>Nodo "Copia factura modelo"</w:t>
+      </w:r>
+      <w:r>
+        <w:rPr>
+          <w:rFonts w:asciiTheme="minorHAnsi" w:hAnsiTheme="minorHAnsi"/>
+          <w:i/>
+          <w:iCs/>
+          <w:color w:val="666666"/>
+          <w:sz w:val="21"/>
+          <w:szCs w:val="21"/>
+        </w:rPr>
+        <w:t xml:space="preserve"> (Google Drive)</w:t>
+      </w:r>
+      <w:r>
+        <w:rPr>
+          <w:rFonts w:asciiTheme="minorHAnsi" w:hAnsiTheme="minorHAnsi"/>
+          <w:color w:val="444444"/>
+          <w:sz w:val="21"/>
+          <w:szCs w:val="21"/>
+        </w:rPr>
+        <w:t>: copia el documento de Google Docs “Factura” (plantilla) y nombra la copia con el número de factura recién generado</w:t>
+      </w:r>
+      <w:r>
+        <w:rPr>
+          <w:rFonts w:asciiTheme="minorHAnsi" w:hAnsiTheme="minorHAnsi"/>
+          <w:color w:val="444444"/>
+          <w:sz w:val="21"/>
+          <w:szCs w:val="21"/>
+        </w:rPr>
+        <w:t xml:space="preserve"> (en esta etapa de pruebas, el número de factura es fijo)</w:t>
+      </w:r>
+      <w:r>
+        <w:rPr>
+          <w:rFonts w:asciiTheme="minorHAnsi" w:hAnsiTheme="minorHAnsi"/>
+          <w:color w:val="444444"/>
+          <w:sz w:val="21"/>
+          <w:szCs w:val="21"/>
+        </w:rPr>
+        <w:t>.</w:t>
+      </w:r>
+    </w:p>
+    <w:p>
+      <w:pPr>
+        <w:pStyle w:val="Prrafodelista"/>
+        <w:numPr>
+          <w:ilvl w:val="0"/>
+          <w:numId w:val="2"/>
+        </w:numPr>
+        <w:spacing w:after="120" w:line="276" w:lineRule="auto"/>
+        <w:rPr>
+          <w:rFonts w:asciiTheme="minorHAnsi" w:hAnsiTheme="minorHAnsi"/>
+        </w:rPr>
+      </w:pPr>
+      <w:r>
+        <w:rPr>
+          <w:rFonts w:asciiTheme="minorHAnsi" w:hAnsiTheme="minorHAnsi"/>
+          <w:b/>
+          <w:bCs/>
+          <w:color w:val="1A1A1A"/>
+          <w:sz w:val="21"/>
+          <w:szCs w:val="21"/>
+        </w:rPr>
+        <w:t>Nodo "Reemplaza texto en factura"</w:t>
+      </w:r>
+      <w:r>
+        <w:rPr>
+          <w:rFonts w:asciiTheme="minorHAnsi" w:hAnsiTheme="minorHAnsi"/>
+          <w:i/>
+          <w:iCs/>
+          <w:color w:val="666666"/>
+          <w:sz w:val="21"/>
+          <w:szCs w:val="21"/>
+        </w:rPr>
+        <w:t xml:space="preserve"> (HTTP Request → Google Docs API (batchUpdate))</w:t>
+      </w:r>
+      <w:r>
+        <w:rPr>
+          <w:rFonts w:asciiTheme="minorHAnsi" w:hAnsiTheme="minorHAnsi"/>
+          <w:color w:val="444444"/>
+          <w:sz w:val="21"/>
+          <w:szCs w:val="21"/>
+        </w:rPr>
+        <w:t>: reemplaza todos los placeholders {{...}} del documento copiado por los valores calculados en el paso “Code in JavaScript” (cliente, fechas, filas de consultores/horas, subtotal, impuesto y total).</w:t>
+      </w:r>
+    </w:p>
+    <w:p>
+      <w:pPr>
+        <w:pStyle w:val="Prrafodelista"/>
+        <w:numPr>
+          <w:ilvl w:val="0"/>
+          <w:numId w:val="2"/>
+        </w:numPr>
+        <w:spacing w:after="120" w:line="276" w:lineRule="auto"/>
+        <w:rPr>
+          <w:rFonts w:asciiTheme="minorHAnsi" w:hAnsiTheme="minorHAnsi"/>
+        </w:rPr>
+      </w:pPr>
+      <w:r>
+        <w:rPr>
+          <w:rFonts w:asciiTheme="minorHAnsi" w:hAnsiTheme="minorHAnsi"/>
+          <w:b/>
+          <w:bCs/>
+          <w:color w:val="1A1A1A"/>
+          <w:sz w:val="21"/>
+          <w:szCs w:val="21"/>
+        </w:rPr>
+        <w:t>Nodo "Lee listado de horas a facturar"</w:t>
+      </w:r>
+      <w:r>
+        <w:rPr>
+          <w:rFonts w:asciiTheme="minorHAnsi" w:hAnsiTheme="minorHAnsi"/>
+          <w:i/>
+          <w:iCs/>
+          <w:color w:val="666666"/>
+          <w:sz w:val="21"/>
+          <w:szCs w:val="21"/>
+        </w:rPr>
+        <w:t xml:space="preserve"> (Notion – Formulario de ingreso de horas)</w:t>
+      </w:r>
+      <w:r>
+        <w:rPr>
+          <w:rFonts w:asciiTheme="minorHAnsi" w:hAnsiTheme="minorHAnsi"/>
+          <w:color w:val="444444"/>
+          <w:sz w:val="21"/>
+          <w:szCs w:val="21"/>
+        </w:rPr>
+        <w:t>: obtiene las filas de horas del cliente con status “Facturar”, como referencia posterior del proceso.</w:t>
+      </w:r>
+    </w:p>
+    <w:p>
+      <w:pPr>
+        <w:pStyle w:val="Prrafodelista"/>
+        <w:numPr>
+          <w:ilvl w:val="0"/>
+          <w:numId w:val="2"/>
+        </w:numPr>
+        <w:spacing w:after="120" w:line="276" w:lineRule="auto"/>
+        <w:rPr>
+          <w:rFonts w:asciiTheme="minorHAnsi" w:hAnsiTheme="minorHAnsi"/>
+        </w:rPr>
+      </w:pPr>
+      <w:r>
+        <w:rPr>
+          <w:rFonts w:asciiTheme="minorHAnsi" w:hAnsiTheme="minorHAnsi"/>
+          <w:b/>
+          <w:bCs/>
+          <w:color w:val="1A1A1A"/>
+          <w:sz w:val="21"/>
+          <w:szCs w:val="21"/>
+        </w:rPr>
         <w:lastRenderedPageBreak/>
-        <w:t>Nodo "Busca si existe cliente"</w:t>
+        <w:t>Nodo "Lee mail para envio de listado Abonos"</w:t>
       </w:r>
       <w:r>
         <w:rPr>
@@ -444,7 +1059,7 @@
           <w:sz w:val="21"/>
           <w:szCs w:val="21"/>
         </w:rPr>
-        <w:t>: busca en la base de Abonos un registro cuyo campo Cliente coincida exactamente con el nombre indicado en el mensaje (todo lo que sigue a la palabra “Facturar”).</w:t>
+        <w:t>: consulta el registro de Abonos del cliente para obtener los datos de contacto (revisor y nombre) que se usarán en el envío.</w:t>
       </w:r>
     </w:p>
     <w:p>
@@ -468,7 +1083,7 @@
           <w:sz w:val="21"/>
           <w:szCs w:val="21"/>
         </w:rPr>
-        <w:t>Nodo "No existe cliente?"</w:t>
+        <w:t>Nodo "Download factura y convierte a PDF"</w:t>
       </w:r>
       <w:r>
         <w:rPr>
@@ -479,16 +1094,16 @@
           <w:sz w:val="21"/>
           <w:szCs w:val="21"/>
         </w:rPr>
-        <w:t xml:space="preserve"> (IF)</w:t>
-      </w:r>
-      <w:r>
-        <w:rPr>
-          <w:rFonts w:asciiTheme="minorHAnsi" w:hAnsiTheme="minorHAnsi"/>
-          <w:color w:val="444444"/>
-          <w:sz w:val="21"/>
-          <w:szCs w:val="21"/>
-        </w:rPr>
-        <w:t>: evalúa si la búsqueda anterior no devolvió resultados.</w:t>
+        <w:t xml:space="preserve"> (Google Drive)</w:t>
+      </w:r>
+      <w:r>
+        <w:rPr>
+          <w:rFonts w:asciiTheme="minorHAnsi" w:hAnsiTheme="minorHAnsi"/>
+          <w:color w:val="444444"/>
+          <w:sz w:val="21"/>
+          <w:szCs w:val="21"/>
+        </w:rPr>
+        <w:t>: descarga la factura recién generada convirtiéndola de Google Doc a PDF. Desde aquí el flujo se bifurca en dos caminos en paralelo:</w:t>
       </w:r>
     </w:p>
     <w:p>
@@ -506,537 +1121,12 @@
       <w:r>
         <w:rPr>
           <w:rFonts w:asciiTheme="minorHAnsi" w:hAnsiTheme="minorHAnsi"/>
-          <w:color w:val="444444"/>
-          <w:sz w:val="21"/>
-          <w:szCs w:val="21"/>
-        </w:rPr>
-        <w:t>Si no existe (o hay error de búsqueda) → “No existe cliente” (Telegram): informa que no se encontró el cliente en la planilla de Abonos.</w:t>
-      </w:r>
-    </w:p>
-    <w:p>
-      <w:pPr>
-        <w:pStyle w:val="Prrafodelista"/>
-        <w:numPr>
-          <w:ilvl w:val="1"/>
-          <w:numId w:val="2"/>
-        </w:numPr>
-        <w:spacing w:after="100" w:line="276" w:lineRule="auto"/>
-        <w:rPr>
-          <w:rFonts w:asciiTheme="minorHAnsi" w:hAnsiTheme="minorHAnsi"/>
-        </w:rPr>
-      </w:pPr>
-      <w:r>
-        <w:rPr>
-          <w:rFonts w:asciiTheme="minorHAnsi" w:hAnsiTheme="minorHAnsi"/>
-          <w:color w:val="444444"/>
-          <w:sz w:val="21"/>
-          <w:szCs w:val="21"/>
-        </w:rPr>
-        <w:t>Si existe → continúa hacia “AI Agent”.</w:t>
-      </w:r>
-    </w:p>
-    <w:p>
-      <w:pPr>
-        <w:pStyle w:val="Prrafodelista"/>
-        <w:numPr>
-          <w:ilvl w:val="0"/>
-          <w:numId w:val="2"/>
-        </w:numPr>
-        <w:spacing w:after="120" w:line="276" w:lineRule="auto"/>
-        <w:rPr>
-          <w:rFonts w:asciiTheme="minorHAnsi" w:hAnsiTheme="minorHAnsi"/>
-        </w:rPr>
-      </w:pPr>
-      <w:r>
-        <w:rPr>
-          <w:rFonts w:asciiTheme="minorHAnsi" w:hAnsiTheme="minorHAnsi"/>
-          <w:b/>
-          <w:bCs/>
-          <w:color w:val="1A1A1A"/>
-          <w:sz w:val="21"/>
-          <w:szCs w:val="21"/>
-        </w:rPr>
-        <w:t>Nodo "AI Agent"</w:t>
-      </w:r>
-      <w:r>
-        <w:rPr>
-          <w:rFonts w:asciiTheme="minorHAnsi" w:hAnsiTheme="minorHAnsi"/>
-          <w:i/>
-          <w:iCs/>
-          <w:color w:val="666666"/>
-          <w:sz w:val="21"/>
-          <w:szCs w:val="21"/>
-        </w:rPr>
-        <w:t xml:space="preserve"> (LangChain Agent + Google Gemini Chat Model + Simple Memory)</w:t>
-      </w:r>
-      <w:r>
-        <w:rPr>
-          <w:rFonts w:asciiTheme="minorHAnsi" w:hAnsiTheme="minorHAnsi"/>
-          <w:color w:val="444444"/>
-          <w:sz w:val="21"/>
-          <w:szCs w:val="21"/>
-        </w:rPr>
-        <w:t>: recibe el nombre del cliente y consulta obligatoriamente dos herramientas — “Abonos” y “Horas” — para construir un JSON estructurado con los datos de facturación (fechas, número de factura, cliente, y una fila por cada registro de horas de cada consultor, separando horas de oficina y horas extra). El prompt le exige no inventar, redondear ni combinar datos; si la herramienta Horas no devuelve filas, debe declararlo en el campo “advertencia” en lugar de omitirlo en silencio. Ante un error, deriva a “Error Agente IA” (Telegram), que avisa del fallo y sugiere reintentar.</w:t>
-      </w:r>
-    </w:p>
-    <w:p>
-      <w:pPr>
-        <w:pStyle w:val="Prrafodelista"/>
-        <w:numPr>
-          <w:ilvl w:val="1"/>
-          <w:numId w:val="2"/>
-        </w:numPr>
-        <w:spacing w:after="100" w:line="276" w:lineRule="auto"/>
-        <w:rPr>
-          <w:rFonts w:asciiTheme="minorHAnsi" w:hAnsiTheme="minorHAnsi"/>
-        </w:rPr>
-      </w:pPr>
-      <w:r>
-        <w:rPr>
-          <w:rFonts w:asciiTheme="minorHAnsi" w:hAnsiTheme="minorHAnsi"/>
-          <w:b/>
-          <w:bCs/>
-          <w:color w:val="1A1A1A"/>
-          <w:sz w:val="21"/>
-          <w:szCs w:val="21"/>
-        </w:rPr>
-        <w:t>Abonos</w:t>
-      </w:r>
-      <w:r>
-        <w:rPr>
-          <w:rFonts w:asciiTheme="minorHAnsi" w:hAnsiTheme="minorHAnsi"/>
-          <w:color w:val="444444"/>
-          <w:sz w:val="21"/>
-          <w:szCs w:val="21"/>
-        </w:rPr>
-        <w:t xml:space="preserve"> (tool, Notion getAll): expone la base de Abonos como fuente de consulta del agente.</w:t>
-      </w:r>
-    </w:p>
-    <w:p>
-      <w:pPr>
-        <w:pStyle w:val="Prrafodelista"/>
-        <w:numPr>
-          <w:ilvl w:val="1"/>
-          <w:numId w:val="2"/>
-        </w:numPr>
-        <w:spacing w:after="100" w:line="276" w:lineRule="auto"/>
-        <w:rPr>
-          <w:rFonts w:asciiTheme="minorHAnsi" w:hAnsiTheme="minorHAnsi"/>
-        </w:rPr>
-      </w:pPr>
-      <w:r>
-        <w:rPr>
-          <w:rFonts w:asciiTheme="minorHAnsi" w:hAnsiTheme="minorHAnsi"/>
-          <w:b/>
-          <w:bCs/>
-          <w:color w:val="1A1A1A"/>
-          <w:sz w:val="21"/>
-          <w:szCs w:val="21"/>
-        </w:rPr>
-        <w:t>Horas</w:t>
-      </w:r>
-      <w:r>
-        <w:rPr>
-          <w:rFonts w:asciiTheme="minorHAnsi" w:hAnsiTheme="minorHAnsi"/>
-          <w:color w:val="444444"/>
-          <w:sz w:val="21"/>
-          <w:szCs w:val="21"/>
-        </w:rPr>
-        <w:t xml:space="preserve"> (tool, sub-workflow “Tool_hora _trabajadas”): calcula las horas de oficina y extra trabajadas por el cliente indicado.</w:t>
-      </w:r>
-    </w:p>
-    <w:p>
-      <w:pPr>
-        <w:pStyle w:val="Prrafodelista"/>
-        <w:numPr>
-          <w:ilvl w:val="0"/>
-          <w:numId w:val="2"/>
-        </w:numPr>
-        <w:spacing w:after="120" w:line="276" w:lineRule="auto"/>
-        <w:rPr>
-          <w:rFonts w:asciiTheme="minorHAnsi" w:hAnsiTheme="minorHAnsi"/>
-        </w:rPr>
-      </w:pPr>
-      <w:r>
-        <w:rPr>
-          <w:rFonts w:asciiTheme="minorHAnsi" w:hAnsiTheme="minorHAnsi"/>
-          <w:b/>
-          <w:bCs/>
-          <w:color w:val="1A1A1A"/>
-          <w:sz w:val="21"/>
-          <w:szCs w:val="21"/>
-        </w:rPr>
-        <w:t>Nodo "Code in JavaScript"</w:t>
-      </w:r>
-      <w:r>
-        <w:rPr>
-          <w:rFonts w:asciiTheme="minorHAnsi" w:hAnsiTheme="minorHAnsi"/>
-          <w:i/>
-          <w:iCs/>
-          <w:color w:val="666666"/>
-          <w:sz w:val="21"/>
-          <w:szCs w:val="21"/>
-        </w:rPr>
-        <w:t xml:space="preserve"> (Code)</w:t>
-      </w:r>
-      <w:r>
-        <w:rPr>
-          <w:rFonts w:asciiTheme="minorHAnsi" w:hAnsiTheme="minorHAnsi"/>
-          <w:color w:val="444444"/>
-          <w:sz w:val="21"/>
-          <w:szCs w:val="21"/>
-        </w:rPr>
-        <w:t>: parsea la salida JSON del AI Agent, arma la lista de reemplazos para los placeholders del documento de Google Docs modelo (cliente, fechas, filas por consultor, horas y totales), calcula subtotal, impuesto (21%) y total, y detecta si el cliente superó las horas máximas de su abono (dato que se usa luego solo en el aviso al revisor, no en la factura). También marca la bandera “sinHoras” cuando no hay filas para facturar.</w:t>
-      </w:r>
-    </w:p>
-    <w:p>
-      <w:pPr>
-        <w:pStyle w:val="Prrafodelista"/>
-        <w:numPr>
-          <w:ilvl w:val="0"/>
-          <w:numId w:val="2"/>
-        </w:numPr>
-        <w:spacing w:after="120" w:line="276" w:lineRule="auto"/>
-        <w:rPr>
-          <w:rFonts w:asciiTheme="minorHAnsi" w:hAnsiTheme="minorHAnsi"/>
-        </w:rPr>
-      </w:pPr>
-      <w:r>
-        <w:rPr>
-          <w:rFonts w:asciiTheme="minorHAnsi" w:hAnsiTheme="minorHAnsi"/>
-          <w:b/>
-          <w:bCs/>
-          <w:color w:val="1A1A1A"/>
-          <w:sz w:val="21"/>
-          <w:szCs w:val="21"/>
-        </w:rPr>
-        <w:t>Nodo "No hay horas para facturar?"</w:t>
-      </w:r>
-      <w:r>
-        <w:rPr>
-          <w:rFonts w:asciiTheme="minorHAnsi" w:hAnsiTheme="minorHAnsi"/>
-          <w:i/>
-          <w:iCs/>
-          <w:color w:val="666666"/>
-          <w:sz w:val="21"/>
-          <w:szCs w:val="21"/>
-        </w:rPr>
-        <w:t xml:space="preserve"> (IF)</w:t>
-      </w:r>
-      <w:r>
-        <w:rPr>
-          <w:rFonts w:asciiTheme="minorHAnsi" w:hAnsiTheme="minorHAnsi"/>
-          <w:color w:val="444444"/>
-          <w:sz w:val="21"/>
-          <w:szCs w:val="21"/>
-        </w:rPr>
-        <w:t>: evalúa si no hay filas de horas (“sinHoras”) o si el agente dejó alguna advertencia.</w:t>
-      </w:r>
-    </w:p>
-    <w:p>
-      <w:pPr>
-        <w:pStyle w:val="Prrafodelista"/>
-        <w:numPr>
-          <w:ilvl w:val="1"/>
-          <w:numId w:val="2"/>
-        </w:numPr>
-        <w:spacing w:after="100" w:line="276" w:lineRule="auto"/>
-        <w:rPr>
-          <w:rFonts w:asciiTheme="minorHAnsi" w:hAnsiTheme="minorHAnsi"/>
-        </w:rPr>
-      </w:pPr>
-      <w:r>
-        <w:rPr>
-          <w:rFonts w:asciiTheme="minorHAnsi" w:hAnsiTheme="minorHAnsi"/>
-          <w:color w:val="444444"/>
-          <w:sz w:val="21"/>
-          <w:szCs w:val="21"/>
-        </w:rPr>
-        <w:t>Si es así → “No hay horas para facturar” (Telegram): informa que no hay horas con status “Facturar” cargadas para ese cliente.</w:t>
-      </w:r>
-    </w:p>
-    <w:p>
-      <w:pPr>
-        <w:pStyle w:val="Prrafodelista"/>
-        <w:numPr>
-          <w:ilvl w:val="1"/>
-          <w:numId w:val="2"/>
-        </w:numPr>
-        <w:spacing w:after="100" w:line="276" w:lineRule="auto"/>
-        <w:rPr>
-          <w:rFonts w:asciiTheme="minorHAnsi" w:hAnsiTheme="minorHAnsi"/>
-        </w:rPr>
-      </w:pPr>
-      <w:r>
-        <w:rPr>
-          <w:rFonts w:asciiTheme="minorHAnsi" w:hAnsiTheme="minorHAnsi"/>
-          <w:color w:val="444444"/>
-          <w:sz w:val="21"/>
-          <w:szCs w:val="21"/>
-        </w:rPr>
-        <w:t>Si no → continúa hacia “Copia factura modelo”.</w:t>
-      </w:r>
-    </w:p>
-    <w:p>
-      <w:pPr>
-        <w:pStyle w:val="Prrafodelista"/>
-        <w:numPr>
-          <w:ilvl w:val="0"/>
-          <w:numId w:val="2"/>
-        </w:numPr>
-        <w:spacing w:after="120" w:line="276" w:lineRule="auto"/>
-        <w:rPr>
-          <w:rFonts w:asciiTheme="minorHAnsi" w:hAnsiTheme="minorHAnsi"/>
-        </w:rPr>
-      </w:pPr>
-      <w:r>
-        <w:rPr>
-          <w:rFonts w:asciiTheme="minorHAnsi" w:hAnsiTheme="minorHAnsi"/>
-          <w:b/>
-          <w:bCs/>
-          <w:color w:val="1A1A1A"/>
-          <w:sz w:val="21"/>
-          <w:szCs w:val="21"/>
-        </w:rPr>
-        <w:t>Nodo "Copia factura modelo"</w:t>
-      </w:r>
-      <w:r>
-        <w:rPr>
-          <w:rFonts w:asciiTheme="minorHAnsi" w:hAnsiTheme="minorHAnsi"/>
-          <w:i/>
-          <w:iCs/>
-          <w:color w:val="666666"/>
-          <w:sz w:val="21"/>
-          <w:szCs w:val="21"/>
-        </w:rPr>
-        <w:t xml:space="preserve"> (Google Drive)</w:t>
-      </w:r>
-      <w:r>
-        <w:rPr>
-          <w:rFonts w:asciiTheme="minorHAnsi" w:hAnsiTheme="minorHAnsi"/>
-          <w:color w:val="444444"/>
-          <w:sz w:val="21"/>
-          <w:szCs w:val="21"/>
-        </w:rPr>
-        <w:t>: copia el documento de Google Docs “Factura” (plantilla) y nombra la copia con el número de factura recién generado</w:t>
-      </w:r>
-      <w:r>
-        <w:rPr>
-          <w:rFonts w:asciiTheme="minorHAnsi" w:hAnsiTheme="minorHAnsi"/>
-          <w:color w:val="444444"/>
-          <w:sz w:val="21"/>
-          <w:szCs w:val="21"/>
-        </w:rPr>
-        <w:t xml:space="preserve"> (en esta etapa de pruebas, el número de factura es fijo)</w:t>
-      </w:r>
-      <w:r>
-        <w:rPr>
-          <w:rFonts w:asciiTheme="minorHAnsi" w:hAnsiTheme="minorHAnsi"/>
-          <w:color w:val="444444"/>
-          <w:sz w:val="21"/>
-          <w:szCs w:val="21"/>
-        </w:rPr>
-        <w:t>.</w:t>
-      </w:r>
-    </w:p>
-    <w:p>
-      <w:pPr>
-        <w:pStyle w:val="Prrafodelista"/>
-        <w:numPr>
-          <w:ilvl w:val="0"/>
-          <w:numId w:val="2"/>
-        </w:numPr>
-        <w:spacing w:after="120" w:line="276" w:lineRule="auto"/>
-        <w:rPr>
-          <w:rFonts w:asciiTheme="minorHAnsi" w:hAnsiTheme="minorHAnsi"/>
-        </w:rPr>
-      </w:pPr>
-      <w:r>
-        <w:rPr>
-          <w:rFonts w:asciiTheme="minorHAnsi" w:hAnsiTheme="minorHAnsi"/>
-          <w:b/>
-          <w:bCs/>
-          <w:color w:val="1A1A1A"/>
-          <w:sz w:val="21"/>
-          <w:szCs w:val="21"/>
-        </w:rPr>
-        <w:t>Nodo "Reemplaza texto en factura"</w:t>
-      </w:r>
-      <w:r>
-        <w:rPr>
-          <w:rFonts w:asciiTheme="minorHAnsi" w:hAnsiTheme="minorHAnsi"/>
-          <w:i/>
-          <w:iCs/>
-          <w:color w:val="666666"/>
-          <w:sz w:val="21"/>
-          <w:szCs w:val="21"/>
-        </w:rPr>
-        <w:t xml:space="preserve"> (HTTP Request → Google Docs API (batchUpdate))</w:t>
-      </w:r>
-      <w:r>
-        <w:rPr>
-          <w:rFonts w:asciiTheme="minorHAnsi" w:hAnsiTheme="minorHAnsi"/>
-          <w:color w:val="444444"/>
-          <w:sz w:val="21"/>
-          <w:szCs w:val="21"/>
-        </w:rPr>
-        <w:t>: reemplaza todos los placeholders {{...}} del documento copiado por los valores calculados en el paso “Code in JavaScript” (cliente, fechas, filas de consultores/horas, subtotal, impuesto y total).</w:t>
-      </w:r>
-    </w:p>
-    <w:p>
-      <w:pPr>
-        <w:pStyle w:val="Prrafodelista"/>
-        <w:numPr>
-          <w:ilvl w:val="0"/>
-          <w:numId w:val="2"/>
-        </w:numPr>
-        <w:spacing w:after="120" w:line="276" w:lineRule="auto"/>
-        <w:rPr>
-          <w:rFonts w:asciiTheme="minorHAnsi" w:hAnsiTheme="minorHAnsi"/>
-        </w:rPr>
-      </w:pPr>
-      <w:r>
-        <w:rPr>
-          <w:rFonts w:asciiTheme="minorHAnsi" w:hAnsiTheme="minorHAnsi"/>
-          <w:b/>
-          <w:bCs/>
-          <w:color w:val="1A1A1A"/>
-          <w:sz w:val="21"/>
-          <w:szCs w:val="21"/>
-        </w:rPr>
-        <w:t>Nodo "Lee listado de horas a facturar"</w:t>
-      </w:r>
-      <w:r>
-        <w:rPr>
-          <w:rFonts w:asciiTheme="minorHAnsi" w:hAnsiTheme="minorHAnsi"/>
-          <w:i/>
-          <w:iCs/>
-          <w:color w:val="666666"/>
-          <w:sz w:val="21"/>
-          <w:szCs w:val="21"/>
-        </w:rPr>
-        <w:t xml:space="preserve"> (Notion – Formulario de ingreso de horas)</w:t>
-      </w:r>
-      <w:r>
-        <w:rPr>
-          <w:rFonts w:asciiTheme="minorHAnsi" w:hAnsiTheme="minorHAnsi"/>
-          <w:color w:val="444444"/>
-          <w:sz w:val="21"/>
-          <w:szCs w:val="21"/>
-        </w:rPr>
-        <w:t>: obtiene las filas de horas del cliente con status “Facturar”, como referencia posterior del proceso.</w:t>
-      </w:r>
-    </w:p>
-    <w:p>
-      <w:pPr>
-        <w:pStyle w:val="Prrafodelista"/>
-        <w:numPr>
-          <w:ilvl w:val="0"/>
-          <w:numId w:val="2"/>
-        </w:numPr>
-        <w:spacing w:after="120" w:line="276" w:lineRule="auto"/>
-        <w:rPr>
-          <w:rFonts w:asciiTheme="minorHAnsi" w:hAnsiTheme="minorHAnsi"/>
-        </w:rPr>
-      </w:pPr>
-      <w:r>
-        <w:rPr>
-          <w:rFonts w:asciiTheme="minorHAnsi" w:hAnsiTheme="minorHAnsi"/>
-          <w:b/>
-          <w:bCs/>
-          <w:color w:val="1A1A1A"/>
-          <w:sz w:val="21"/>
-          <w:szCs w:val="21"/>
-        </w:rPr>
-        <w:t>Nodo "Lee mail para envio de listado Abonos"</w:t>
-      </w:r>
-      <w:r>
-        <w:rPr>
-          <w:rFonts w:asciiTheme="minorHAnsi" w:hAnsiTheme="minorHAnsi"/>
-          <w:i/>
-          <w:iCs/>
-          <w:color w:val="666666"/>
-          <w:sz w:val="21"/>
-          <w:szCs w:val="21"/>
-        </w:rPr>
-        <w:t xml:space="preserve"> (Notion – base Abonos)</w:t>
-      </w:r>
-      <w:r>
-        <w:rPr>
-          <w:rFonts w:asciiTheme="minorHAnsi" w:hAnsiTheme="minorHAnsi"/>
-          <w:color w:val="444444"/>
-          <w:sz w:val="21"/>
-          <w:szCs w:val="21"/>
-        </w:rPr>
-        <w:t>: consulta el registro de Abonos del cliente para obtener los datos de contacto (revisor y nombre) que se usarán en el envío.</w:t>
-      </w:r>
-    </w:p>
-    <w:p>
-      <w:pPr>
-        <w:pStyle w:val="Prrafodelista"/>
-        <w:numPr>
-          <w:ilvl w:val="0"/>
-          <w:numId w:val="2"/>
-        </w:numPr>
-        <w:spacing w:after="120" w:line="276" w:lineRule="auto"/>
-        <w:rPr>
-          <w:rFonts w:asciiTheme="minorHAnsi" w:hAnsiTheme="minorHAnsi"/>
-        </w:rPr>
-      </w:pPr>
-      <w:r>
-        <w:rPr>
-          <w:rFonts w:asciiTheme="minorHAnsi" w:hAnsiTheme="minorHAnsi"/>
-          <w:b/>
-          <w:bCs/>
-          <w:color w:val="1A1A1A"/>
-          <w:sz w:val="21"/>
-          <w:szCs w:val="21"/>
-        </w:rPr>
-        <w:t>Nodo "Download factura y convierte a PDF"</w:t>
-      </w:r>
-      <w:r>
-        <w:rPr>
-          <w:rFonts w:asciiTheme="minorHAnsi" w:hAnsiTheme="minorHAnsi"/>
-          <w:i/>
-          <w:iCs/>
-          <w:color w:val="666666"/>
-          <w:sz w:val="21"/>
-          <w:szCs w:val="21"/>
-        </w:rPr>
-        <w:t xml:space="preserve"> (Google Drive)</w:t>
-      </w:r>
-      <w:r>
-        <w:rPr>
-          <w:rFonts w:asciiTheme="minorHAnsi" w:hAnsiTheme="minorHAnsi"/>
-          <w:color w:val="444444"/>
-          <w:sz w:val="21"/>
-          <w:szCs w:val="21"/>
-        </w:rPr>
-        <w:t>: descarga la factura recién generada convirtiéndola de Google Doc a PDF. Desde aquí el flujo se bifurca en dos caminos en paralelo:</w:t>
-      </w:r>
-    </w:p>
-    <w:p>
-      <w:pPr>
-        <w:pStyle w:val="Prrafodelista"/>
-        <w:numPr>
-          <w:ilvl w:val="1"/>
-          <w:numId w:val="2"/>
-        </w:numPr>
-        <w:spacing w:after="100" w:line="276" w:lineRule="auto"/>
-        <w:rPr>
-          <w:rFonts w:asciiTheme="minorHAnsi" w:hAnsiTheme="minorHAnsi"/>
-        </w:rPr>
-      </w:pPr>
-      <w:r>
-        <w:rPr>
-          <w:rFonts w:asciiTheme="minorHAnsi" w:hAnsiTheme="minorHAnsi"/>
-          <w:b/>
-          <w:bCs/>
-          <w:color w:val="1A1A1A"/>
-          <w:sz w:val="21"/>
-          <w:szCs w:val="21"/>
-        </w:rPr>
-        <w:lastRenderedPageBreak/>
+          <w:b/>
+          <w:bCs/>
+          <w:color w:val="1A1A1A"/>
+          <w:sz w:val="21"/>
+          <w:szCs w:val="21"/>
+        </w:rPr>
         <w:t>Envio factura a aprobador</w:t>
       </w:r>
       <w:r>
@@ -1723,6 +1813,7 @@
           <w:sz w:val="21"/>
           <w:szCs w:val="21"/>
         </w:rPr>
+        <w:lastRenderedPageBreak/>
         <w:t>Se dispara con un mensaje del tipo “Rechazado CLIENTE”, enviado por el revisor cuando la factura generada no es correcta. No se envía nada al cliente; se marca todo como rechazado para su revisión.</w:t>
       </w:r>
     </w:p>
@@ -1833,7 +1924,6 @@
           <w:sz w:val="21"/>
           <w:szCs w:val="21"/>
         </w:rPr>
-        <w:lastRenderedPageBreak/>
         <w:t>Si no hay (o hay error) → “No hay facturas para rechazar” (Telegram): pide revisar que existan registros con status “En revision”.</w:t>
       </w:r>
     </w:p>
